--- a/03_修改说明/论文修改说明.docx
+++ b/03_修改说明/论文修改说明.docx
@@ -16722,6 +16722,52 @@
       </w:r>
     </w:p>
     <w:bookmarkEnd w:id="36"/>
+    <w:bookmarkStart w:id="37" w:name="九本轮更新全文统一为主分支-补充分支"/>
+    <w:p>
+      <w:pPr>
+        <w:pStyle w:val="Heading2"/>
+      </w:pPr>
+      <w:r>
+        <w:t xml:space="preserve">九、本轮更新：全文统一为“主分支 / 补充分支”</w:t>
+      </w:r>
+    </w:p>
+    <w:p>
+      <w:pPr>
+        <w:pStyle w:val="Compact"/>
+        <w:numPr>
+          <w:ilvl w:val="0"/>
+          <w:numId w:val="1005"/>
+        </w:numPr>
+      </w:pPr>
+      <w:r>
+        <w:t xml:space="preserve">中英文正文、补充材料、补充算法S1中的“主干 / 补充”（backbone / complement）全部改为老师引言中的“主分支 / 补充分支”（primary branch / supplementary branch），包括节标题（2.3、2.4、3.2、4.2节）、表头、图题和术语表。</w:t>
+      </w:r>
+    </w:p>
+    <w:p>
+      <w:pPr>
+        <w:pStyle w:val="Compact"/>
+        <w:numPr>
+          <w:ilvl w:val="0"/>
+          <w:numId w:val="1005"/>
+        </w:numPr>
+      </w:pPr>
+      <w:r>
+        <w:t xml:space="preserve">图3（编码器矩阵）的坐标轴与图例改为 Primary-branch encoder / Supplementary-branch encoder / Primary branch / Supplementary branch 后重绘。</w:t>
+      </w:r>
+    </w:p>
+    <w:p>
+      <w:pPr>
+        <w:pStyle w:val="Compact"/>
+        <w:numPr>
+          <w:ilvl w:val="0"/>
+          <w:numId w:val="1005"/>
+        </w:numPr>
+      </w:pPr>
+      <w:r>
+        <w:t xml:space="preserve">图2（框架图）中两个分区标题改为“Handcrafted-feature primary branch · MLP”和“Supplementary waveform branch · PatchTST”，图中其余内容未改动。</w:t>
+      </w:r>
+    </w:p>
+    <w:bookmarkEnd w:id="37"/>
     <w:sectPr>
       <w:footerReference w:type="default" r:id="rId9"/>
       <w:pgSz w:w="11906" w:h="16838"/>
@@ -17053,6 +17099,9 @@
     <w:abstractNumId w:val="991"/>
   </w:num>
   <w:num w:numId="1004">
+    <w:abstractNumId w:val="991"/>
+  </w:num>
+  <w:num w:numId="1005">
     <w:abstractNumId w:val="991"/>
   </w:num>
 </w:numbering>

--- a/03_修改说明/论文修改说明.docx
+++ b/03_修改说明/论文修改说明.docx
@@ -16768,6 +16768,185 @@
       </w:r>
     </w:p>
     <w:bookmarkEnd w:id="37"/>
+    <w:bookmarkStart w:id="38" w:name="十本轮更新4.6节全部改用原代码结果中英文"/>
+    <w:p>
+      <w:pPr>
+        <w:pStyle w:val="Heading2"/>
+      </w:pPr>
+      <w:r>
+        <w:t xml:space="preserve">十、本轮更新：4.6节全部改用原代码结果（中英文）</w:t>
+      </w:r>
+    </w:p>
+    <w:p>
+      <w:pPr>
+        <w:pStyle w:val="FirstParagraph"/>
+      </w:pPr>
+      <w:r>
+        <w:t xml:space="preserve">本地用原代码补跑的结果（07_本地运行/结果回传/）已全部写入，CPU复现实现的数字和相关说明全部删除。</w:t>
+      </w:r>
+    </w:p>
+    <w:p>
+      <w:pPr>
+        <w:pStyle w:val="Compact"/>
+        <w:numPr>
+          <w:ilvl w:val="0"/>
+          <w:numId w:val="1006"/>
+        </w:numPr>
+      </w:pPr>
+      <w:r>
+        <w:rPr>
+          <w:b/>
+          <w:bCs/>
+        </w:rPr>
+        <w:t xml:space="preserve">4.6节与表9</w:t>
+      </w:r>
+      <w:r>
+        <w:t xml:space="preserve">：留一工况组R0 1.520（+10.4%），R0 − A2 = −0.090（53/64，11组中9组R0更好）；循环数±10%时R0只增加2.4%/3.2%且不显著，增量−0.117；匹配噪声1/2 mV时R0 1.562/1.700，增量−0.068/−0.070；单脉冲1.487，三个充电脉冲1.379（与6脉冲相差0.002，</w:t>
+      </w:r>
+      <w:r>
+        <w:rPr>
+          <w:i/>
+          <w:iCs/>
+        </w:rPr>
+        <w:t xml:space="preserve">p</w:t>
+      </w:r>
+      <w:r>
+        <w:t xml:space="preserve"> </w:t>
+      </w:r>
+      <w:r>
+        <w:t xml:space="preserve">= 0.87），63个脉冲组合中R0全部优于A2；积分梯度在C/5、1C、静置三段每点几乎相同（0.0077/0.0079/0.0077）；推理0.30 ms，特征提取2.24 ms。表9加入三个充电脉冲和NMC两行。图7用原代码数据重画。</w:t>
+      </w:r>
+    </w:p>
+    <w:p>
+      <w:pPr>
+        <w:pStyle w:val="Compact"/>
+        <w:numPr>
+          <w:ilvl w:val="0"/>
+          <w:numId w:val="1006"/>
+        </w:numPr>
+      </w:pPr>
+      <w:r>
+        <w:rPr>
+          <w:b/>
+          <w:bCs/>
+        </w:rPr>
+        <w:t xml:space="preserve">NMC的95%置信区间</w:t>
+      </w:r>
+      <w:r>
+        <w:t xml:space="preserve">已补齐：−0.204～−0.125，</w:t>
+      </w:r>
+      <w:r>
+        <w:rPr>
+          <w:i/>
+          <w:iCs/>
+        </w:rPr>
+        <w:t xml:space="preserve">p</w:t>
+      </w:r>
+      <w:r>
+        <w:t xml:space="preserve"> </w:t>
+      </w:r>
+      <w:r>
+        <w:t xml:space="preserve">&lt; 0.001。</w:t>
+      </w:r>
+    </w:p>
+    <w:p>
+      <w:pPr>
+        <w:pStyle w:val="Compact"/>
+        <w:numPr>
+          <w:ilvl w:val="0"/>
+          <w:numId w:val="1006"/>
+        </w:numPr>
+      </w:pPr>
+      <w:r>
+        <w:rPr>
+          <w:b/>
+          <w:bCs/>
+        </w:rPr>
+        <w:t xml:space="preserve">新增“NMC上的编码器组合”一段和补充表S7</w:t>
+      </w:r>
+      <w:r>
+        <w:t xml:space="preserve">：组合依赖在NMC上同样存在且份额更大（29.5%，LFP为11.8%），最优组合为ResNet＋MLP（1.863），MLP＋PatchTST在15种组合中排第7。正文表述为“最优组合随化学体系而变，应针对具体应用依据受控证据选择”。摘要和结论（1）相应补充一句。</w:t>
+      </w:r>
+    </w:p>
+    <w:p>
+      <w:pPr>
+        <w:pStyle w:val="Compact"/>
+        <w:numPr>
+          <w:ilvl w:val="0"/>
+          <w:numId w:val="1006"/>
+        </w:numPr>
+      </w:pPr>
+      <w:r>
+        <w:rPr>
+          <w:b/>
+          <w:bCs/>
+        </w:rPr>
+        <w:t xml:space="preserve">“</w:t>
+      </w:r>
+      <w:r>
+        <w:rPr>
+          <w:b/>
+          <w:bCs/>
+        </w:rPr>
+        <w:t xml:space="preserve">补充分支提供的信息</w:t>
+      </w:r>
+      <w:r>
+        <w:rPr>
+          <w:b/>
+          <w:bCs/>
+        </w:rPr>
+        <w:t xml:space="preserve">”</w:t>
+      </w:r>
+      <w:r>
+        <w:rPr>
+          <w:b/>
+          <w:bCs/>
+        </w:rPr>
+        <w:t xml:space="preserve">一段改写</w:t>
+      </w:r>
+      <w:r>
+        <w:t xml:space="preserve">：原代码的人工特征也在绝对电压上计算，NMC上每折都选入6项绝对电压水平特征；因此−0.163的增量是在主分支已含电压水平信息的基础上取得的。删除了原来基于复现实现的“移除绝对电压特征后增量恢复”论证。</w:t>
+      </w:r>
+    </w:p>
+    <w:p>
+      <w:pPr>
+        <w:pStyle w:val="Compact"/>
+        <w:numPr>
+          <w:ilvl w:val="0"/>
+          <w:numId w:val="1006"/>
+        </w:numPr>
+      </w:pPr>
+      <w:r>
+        <w:rPr>
+          <w:b/>
+          <w:bCs/>
+        </w:rPr>
+        <w:t xml:space="preserve">补充材料</w:t>
+      </w:r>
+      <w:r>
+        <w:t xml:space="preserve">：补充说明S1注明特征在绝对电压上计算；补充说明S4改为各项实验的实施步骤（留一工况组的验证电芯规则、噪声处理、脉冲子集、积分梯度和计时设置、NMC数据），删除复现实现与差异两段；补充表S6全部换成原代码结果；补充图S3用原始预测重画（R0与A2）。</w:t>
+      </w:r>
+    </w:p>
+    <w:p>
+      <w:pPr>
+        <w:pStyle w:val="Compact"/>
+        <w:numPr>
+          <w:ilvl w:val="0"/>
+          <w:numId w:val="1006"/>
+        </w:numPr>
+      </w:pPr>
+      <w:r>
+        <w:rPr>
+          <w:b/>
+          <w:bCs/>
+        </w:rPr>
+        <w:t xml:space="preserve">摘要</w:t>
+      </w:r>
+      <w:r>
+        <w:t xml:space="preserve">：循环数偏差“至多+3.5%”改为“+3.2%”。</w:t>
+      </w:r>
+    </w:p>
+    <w:bookmarkEnd w:id="38"/>
     <w:sectPr>
       <w:footerReference w:type="default" r:id="rId9"/>
       <w:pgSz w:w="11906" w:h="16838"/>
@@ -17102,6 +17281,9 @@
     <w:abstractNumId w:val="991"/>
   </w:num>
   <w:num w:numId="1005">
+    <w:abstractNumId w:val="991"/>
+  </w:num>
+  <w:num w:numId="1006">
     <w:abstractNumId w:val="991"/>
   </w:num>
 </w:numbering>
